--- a/docs/SRS_Software_Requirements_Specification.docx
+++ b/docs/SRS_Software_Requirements_Specification.docx
@@ -1304,6 +1304,68 @@
           </w:p>
         </w:tc>
       </w:tr>
+      <w:tr>
+        <w:tc>
+          <w:tcPr>
+            <w:tcW w:type="dxa" w:w="1152"/>
+            <w:shd w:val="clear" w:color="auto" w:fill="FFFFFF"/>
+          </w:tcPr>
+          <w:p>
+            <w:pPr>
+              <w:jc w:val="left"/>
+            </w:pPr>
+            <w:r>
+              <w:rPr>
+                <w:b w:val="0"/>
+                <w:i w:val="0"/>
+                <w:color w:val="000000"/>
+                <w:sz w:val="19"/>
+              </w:rPr>
+              <w:t>FR-019</w:t>
+            </w:r>
+          </w:p>
+        </w:tc>
+        <w:tc>
+          <w:tcPr>
+            <w:tcW w:type="dxa" w:w="2304"/>
+            <w:shd w:val="clear" w:color="auto" w:fill="FFFFFF"/>
+          </w:tcPr>
+          <w:p>
+            <w:pPr>
+              <w:jc w:val="left"/>
+            </w:pPr>
+            <w:r>
+              <w:rPr>
+                <w:b w:val="0"/>
+                <w:i w:val="0"/>
+                <w:color w:val="000000"/>
+                <w:sz w:val="19"/>
+              </w:rPr>
+              <w:t>Standalone FIFO IP</w:t>
+            </w:r>
+          </w:p>
+        </w:tc>
+        <w:tc>
+          <w:tcPr>
+            <w:tcW w:type="dxa" w:w="6912"/>
+            <w:shd w:val="clear" w:color="auto" w:fill="FFFFFF"/>
+          </w:tcPr>
+          <w:p>
+            <w:pPr>
+              <w:jc w:val="left"/>
+            </w:pPr>
+            <w:r>
+              <w:rPr>
+                <w:b w:val="0"/>
+                <w:i w:val="0"/>
+                <w:color w:val="000000"/>
+                <w:sz w:val="19"/>
+              </w:rPr>
+              <w:t>A standalone 1-bit (Boolean) synchronous FIFO IP (pal_fifo_bool) shall be provided with depth 600,000 entries, full/empty/almost_full/almost_empty flags, wr_ack, rd_valid strobes, and a 20-bit fill-level output. It shall be independent of the BRAM display path.</w:t>
+            </w:r>
+          </w:p>
+        </w:tc>
+      </w:tr>
     </w:tbl>
     <w:p/>
     <w:p>
